--- a/_PROMOCIJA/dokumentacija.docx
+++ b/_PROMOCIJA/dokumentacija.docx
@@ -343,7 +343,7 @@
           <w:r>
             <w:fldChar w:fldCharType="separate"/>
           </w:r>
-          <w:hyperlink w:anchor="_Toc200617388" w:history="1">
+          <w:hyperlink w:anchor="_Toc200622332" w:history="1">
             <w:r>
               <w:rPr>
                 <w:rStyle w:val="Hiperpovezava"/>
@@ -370,7 +370,7 @@
                 <w:noProof/>
                 <w:webHidden/>
               </w:rPr>
-              <w:instrText xml:space="preserve"> PAGEREF _Toc200617388 \h </w:instrText>
+              <w:instrText xml:space="preserve"> PAGEREF _Toc200622332 \h </w:instrText>
             </w:r>
             <w:r>
               <w:rPr>
@@ -415,7 +415,7 @@
               <w:lang w:eastAsia="sl-SI"/>
             </w:rPr>
           </w:pPr>
-          <w:hyperlink w:anchor="_Toc200617389" w:history="1">
+          <w:hyperlink w:anchor="_Toc200622333" w:history="1">
             <w:r>
               <w:rPr>
                 <w:rStyle w:val="Hiperpovezava"/>
@@ -442,7 +442,7 @@
                 <w:noProof/>
                 <w:webHidden/>
               </w:rPr>
-              <w:instrText xml:space="preserve"> PAGEREF _Toc200617389 \h </w:instrText>
+              <w:instrText xml:space="preserve"> PAGEREF _Toc200622333 \h </w:instrText>
             </w:r>
             <w:r>
               <w:rPr>
@@ -487,7 +487,7 @@
               <w:lang w:eastAsia="sl-SI"/>
             </w:rPr>
           </w:pPr>
-          <w:hyperlink w:anchor="_Toc200617390" w:history="1">
+          <w:hyperlink w:anchor="_Toc200622334" w:history="1">
             <w:r>
               <w:rPr>
                 <w:rStyle w:val="Hiperpovezava"/>
@@ -514,7 +514,7 @@
                 <w:noProof/>
                 <w:webHidden/>
               </w:rPr>
-              <w:instrText xml:space="preserve"> PAGEREF _Toc200617390 \h </w:instrText>
+              <w:instrText xml:space="preserve"> PAGEREF _Toc200622334 \h </w:instrText>
             </w:r>
             <w:r>
               <w:rPr>
@@ -559,7 +559,7 @@
               <w:lang w:eastAsia="sl-SI"/>
             </w:rPr>
           </w:pPr>
-          <w:hyperlink w:anchor="_Toc200617391" w:history="1">
+          <w:hyperlink w:anchor="_Toc200622335" w:history="1">
             <w:r>
               <w:rPr>
                 <w:rStyle w:val="Hiperpovezava"/>
@@ -586,7 +586,7 @@
                 <w:noProof/>
                 <w:webHidden/>
               </w:rPr>
-              <w:instrText xml:space="preserve"> PAGEREF _Toc200617391 \h </w:instrText>
+              <w:instrText xml:space="preserve"> PAGEREF _Toc200622335 \h </w:instrText>
             </w:r>
             <w:r>
               <w:rPr>
@@ -631,7 +631,7 @@
               <w:lang w:eastAsia="sl-SI"/>
             </w:rPr>
           </w:pPr>
-          <w:hyperlink w:anchor="_Toc200617392" w:history="1">
+          <w:hyperlink w:anchor="_Toc200622336" w:history="1">
             <w:r>
               <w:rPr>
                 <w:rStyle w:val="Hiperpovezava"/>
@@ -658,7 +658,7 @@
                 <w:noProof/>
                 <w:webHidden/>
               </w:rPr>
-              <w:instrText xml:space="preserve"> PAGEREF _Toc200617392 \h </w:instrText>
+              <w:instrText xml:space="preserve"> PAGEREF _Toc200622336 \h </w:instrText>
             </w:r>
             <w:r>
               <w:rPr>
@@ -703,7 +703,7 @@
               <w:lang w:eastAsia="sl-SI"/>
             </w:rPr>
           </w:pPr>
-          <w:hyperlink w:anchor="_Toc200617393" w:history="1">
+          <w:hyperlink w:anchor="_Toc200622337" w:history="1">
             <w:r>
               <w:rPr>
                 <w:rStyle w:val="Hiperpovezava"/>
@@ -730,7 +730,7 @@
                 <w:noProof/>
                 <w:webHidden/>
               </w:rPr>
-              <w:instrText xml:space="preserve"> PAGEREF _Toc200617393 \h </w:instrText>
+              <w:instrText xml:space="preserve"> PAGEREF _Toc200622337 \h </w:instrText>
             </w:r>
             <w:r>
               <w:rPr>
@@ -775,7 +775,7 @@
               <w:lang w:eastAsia="sl-SI"/>
             </w:rPr>
           </w:pPr>
-          <w:hyperlink w:anchor="_Toc200617394" w:history="1">
+          <w:hyperlink w:anchor="_Toc200622338" w:history="1">
             <w:r>
               <w:rPr>
                 <w:rStyle w:val="Hiperpovezava"/>
@@ -802,7 +802,7 @@
                 <w:noProof/>
                 <w:webHidden/>
               </w:rPr>
-              <w:instrText xml:space="preserve"> PAGEREF _Toc200617394 \h </w:instrText>
+              <w:instrText xml:space="preserve"> PAGEREF _Toc200622338 \h </w:instrText>
             </w:r>
             <w:r>
               <w:rPr>
@@ -847,7 +847,7 @@
               <w:lang w:eastAsia="sl-SI"/>
             </w:rPr>
           </w:pPr>
-          <w:hyperlink w:anchor="_Toc200617395" w:history="1">
+          <w:hyperlink w:anchor="_Toc200622339" w:history="1">
             <w:r>
               <w:rPr>
                 <w:rStyle w:val="Hiperpovezava"/>
@@ -874,7 +874,7 @@
                 <w:noProof/>
                 <w:webHidden/>
               </w:rPr>
-              <w:instrText xml:space="preserve"> PAGEREF _Toc200617395 \h </w:instrText>
+              <w:instrText xml:space="preserve"> PAGEREF _Toc200622339 \h </w:instrText>
             </w:r>
             <w:r>
               <w:rPr>
@@ -919,7 +919,7 @@
               <w:lang w:eastAsia="sl-SI"/>
             </w:rPr>
           </w:pPr>
-          <w:hyperlink w:anchor="_Toc200617396" w:history="1">
+          <w:hyperlink w:anchor="_Toc200622340" w:history="1">
             <w:r>
               <w:rPr>
                 <w:rStyle w:val="Hiperpovezava"/>
@@ -947,7 +947,7 @@
                 <w:noProof/>
                 <w:webHidden/>
               </w:rPr>
-              <w:instrText xml:space="preserve"> PAGEREF _Toc200617396 \h </w:instrText>
+              <w:instrText xml:space="preserve"> PAGEREF _Toc200622340 \h </w:instrText>
             </w:r>
             <w:r>
               <w:rPr>
@@ -992,7 +992,7 @@
               <w:lang w:eastAsia="sl-SI"/>
             </w:rPr>
           </w:pPr>
-          <w:hyperlink w:anchor="_Toc200617397" w:history="1">
+          <w:hyperlink w:anchor="_Toc200622341" w:history="1">
             <w:r>
               <w:rPr>
                 <w:rStyle w:val="Hiperpovezava"/>
@@ -1019,7 +1019,7 @@
                 <w:noProof/>
                 <w:webHidden/>
               </w:rPr>
-              <w:instrText xml:space="preserve"> PAGEREF _Toc200617397 \h </w:instrText>
+              <w:instrText xml:space="preserve"> PAGEREF _Toc200622341 \h </w:instrText>
             </w:r>
             <w:r>
               <w:rPr>
@@ -1064,7 +1064,7 @@
               <w:lang w:eastAsia="sl-SI"/>
             </w:rPr>
           </w:pPr>
-          <w:hyperlink w:anchor="_Toc200617398" w:history="1">
+          <w:hyperlink w:anchor="_Toc200622342" w:history="1">
             <w:r>
               <w:rPr>
                 <w:rStyle w:val="Hiperpovezava"/>
@@ -1091,7 +1091,7 @@
                 <w:noProof/>
                 <w:webHidden/>
               </w:rPr>
-              <w:instrText xml:space="preserve"> PAGEREF _Toc200617398 \h </w:instrText>
+              <w:instrText xml:space="preserve"> PAGEREF _Toc200622342 \h </w:instrText>
             </w:r>
             <w:r>
               <w:rPr>
@@ -1136,7 +1136,7 @@
               <w:lang w:eastAsia="sl-SI"/>
             </w:rPr>
           </w:pPr>
-          <w:hyperlink w:anchor="_Toc200617399" w:history="1">
+          <w:hyperlink w:anchor="_Toc200622343" w:history="1">
             <w:r>
               <w:rPr>
                 <w:rStyle w:val="Hiperpovezava"/>
@@ -1163,7 +1163,7 @@
                 <w:noProof/>
                 <w:webHidden/>
               </w:rPr>
-              <w:instrText xml:space="preserve"> PAGEREF _Toc200617399 \h </w:instrText>
+              <w:instrText xml:space="preserve"> PAGEREF _Toc200622343 \h </w:instrText>
             </w:r>
             <w:r>
               <w:rPr>
@@ -1208,7 +1208,7 @@
               <w:lang w:eastAsia="sl-SI"/>
             </w:rPr>
           </w:pPr>
-          <w:hyperlink w:anchor="_Toc200617400" w:history="1">
+          <w:hyperlink w:anchor="_Toc200622344" w:history="1">
             <w:r>
               <w:rPr>
                 <w:rStyle w:val="Hiperpovezava"/>
@@ -1235,7 +1235,7 @@
                 <w:noProof/>
                 <w:webHidden/>
               </w:rPr>
-              <w:instrText xml:space="preserve"> PAGEREF _Toc200617400 \h </w:instrText>
+              <w:instrText xml:space="preserve"> PAGEREF _Toc200622344 \h </w:instrText>
             </w:r>
             <w:r>
               <w:rPr>
@@ -1280,7 +1280,7 @@
               <w:lang w:eastAsia="sl-SI"/>
             </w:rPr>
           </w:pPr>
-          <w:hyperlink w:anchor="_Toc200617401" w:history="1">
+          <w:hyperlink w:anchor="_Toc200622345" w:history="1">
             <w:r>
               <w:rPr>
                 <w:rStyle w:val="Hiperpovezava"/>
@@ -1307,7 +1307,7 @@
                 <w:noProof/>
                 <w:webHidden/>
               </w:rPr>
-              <w:instrText xml:space="preserve"> PAGEREF _Toc200617401 \h </w:instrText>
+              <w:instrText xml:space="preserve"> PAGEREF _Toc200622345 \h </w:instrText>
             </w:r>
             <w:r>
               <w:rPr>
@@ -1352,7 +1352,7 @@
               <w:lang w:eastAsia="sl-SI"/>
             </w:rPr>
           </w:pPr>
-          <w:hyperlink w:anchor="_Toc200617402" w:history="1">
+          <w:hyperlink w:anchor="_Toc200622346" w:history="1">
             <w:r>
               <w:rPr>
                 <w:rStyle w:val="Hiperpovezava"/>
@@ -1379,7 +1379,7 @@
                 <w:noProof/>
                 <w:webHidden/>
               </w:rPr>
-              <w:instrText xml:space="preserve"> PAGEREF _Toc200617402 \h </w:instrText>
+              <w:instrText xml:space="preserve"> PAGEREF _Toc200622346 \h </w:instrText>
             </w:r>
             <w:r>
               <w:rPr>
@@ -1424,7 +1424,7 @@
               <w:lang w:eastAsia="sl-SI"/>
             </w:rPr>
           </w:pPr>
-          <w:hyperlink w:anchor="_Toc200617403" w:history="1">
+          <w:hyperlink w:anchor="_Toc200622347" w:history="1">
             <w:r>
               <w:rPr>
                 <w:rStyle w:val="Hiperpovezava"/>
@@ -1452,7 +1452,7 @@
                 <w:noProof/>
                 <w:webHidden/>
               </w:rPr>
-              <w:instrText xml:space="preserve"> PAGEREF _Toc200617403 \h </w:instrText>
+              <w:instrText xml:space="preserve"> PAGEREF _Toc200622347 \h </w:instrText>
             </w:r>
             <w:r>
               <w:rPr>
@@ -1497,7 +1497,7 @@
               <w:lang w:eastAsia="sl-SI"/>
             </w:rPr>
           </w:pPr>
-          <w:hyperlink w:anchor="_Toc200617404" w:history="1">
+          <w:hyperlink w:anchor="_Toc200622348" w:history="1">
             <w:r>
               <w:rPr>
                 <w:rStyle w:val="Hiperpovezava"/>
@@ -1524,7 +1524,7 @@
                 <w:noProof/>
                 <w:webHidden/>
               </w:rPr>
-              <w:instrText xml:space="preserve"> PAGEREF _Toc200617404 \h </w:instrText>
+              <w:instrText xml:space="preserve"> PAGEREF _Toc200622348 \h </w:instrText>
             </w:r>
             <w:r>
               <w:rPr>
@@ -1569,7 +1569,7 @@
               <w:lang w:eastAsia="sl-SI"/>
             </w:rPr>
           </w:pPr>
-          <w:hyperlink w:anchor="_Toc200617405" w:history="1">
+          <w:hyperlink w:anchor="_Toc200622349" w:history="1">
             <w:r>
               <w:rPr>
                 <w:rStyle w:val="Hiperpovezava"/>
@@ -1596,7 +1596,7 @@
                 <w:noProof/>
                 <w:webHidden/>
               </w:rPr>
-              <w:instrText xml:space="preserve"> PAGEREF _Toc200617405 \h </w:instrText>
+              <w:instrText xml:space="preserve"> PAGEREF _Toc200622349 \h </w:instrText>
             </w:r>
             <w:r>
               <w:rPr>
@@ -1641,7 +1641,7 @@
               <w:lang w:eastAsia="sl-SI"/>
             </w:rPr>
           </w:pPr>
-          <w:hyperlink w:anchor="_Toc200617406" w:history="1">
+          <w:hyperlink w:anchor="_Toc200622350" w:history="1">
             <w:r>
               <w:rPr>
                 <w:rStyle w:val="Hiperpovezava"/>
@@ -1668,7 +1668,7 @@
                 <w:noProof/>
                 <w:webHidden/>
               </w:rPr>
-              <w:instrText xml:space="preserve"> PAGEREF _Toc200617406 \h </w:instrText>
+              <w:instrText xml:space="preserve"> PAGEREF _Toc200622350 \h </w:instrText>
             </w:r>
             <w:r>
               <w:rPr>
@@ -1713,7 +1713,7 @@
               <w:lang w:eastAsia="sl-SI"/>
             </w:rPr>
           </w:pPr>
-          <w:hyperlink w:anchor="_Toc200617407" w:history="1">
+          <w:hyperlink w:anchor="_Toc200622351" w:history="1">
             <w:r>
               <w:rPr>
                 <w:rStyle w:val="Hiperpovezava"/>
@@ -1740,7 +1740,7 @@
                 <w:noProof/>
                 <w:webHidden/>
               </w:rPr>
-              <w:instrText xml:space="preserve"> PAGEREF _Toc200617407 \h </w:instrText>
+              <w:instrText xml:space="preserve"> PAGEREF _Toc200622351 \h </w:instrText>
             </w:r>
             <w:r>
               <w:rPr>
@@ -1785,7 +1785,7 @@
               <w:lang w:eastAsia="sl-SI"/>
             </w:rPr>
           </w:pPr>
-          <w:hyperlink w:anchor="_Toc200617408" w:history="1">
+          <w:hyperlink w:anchor="_Toc200622352" w:history="1">
             <w:r>
               <w:rPr>
                 <w:rStyle w:val="Hiperpovezava"/>
@@ -1812,7 +1812,7 @@
                 <w:noProof/>
                 <w:webHidden/>
               </w:rPr>
-              <w:instrText xml:space="preserve"> PAGEREF _Toc200617408 \h </w:instrText>
+              <w:instrText xml:space="preserve"> PAGEREF _Toc200622352 \h </w:instrText>
             </w:r>
             <w:r>
               <w:rPr>
@@ -1857,7 +1857,7 @@
               <w:lang w:eastAsia="sl-SI"/>
             </w:rPr>
           </w:pPr>
-          <w:hyperlink w:anchor="_Toc200617409" w:history="1">
+          <w:hyperlink w:anchor="_Toc200622353" w:history="1">
             <w:r>
               <w:rPr>
                 <w:rStyle w:val="Hiperpovezava"/>
@@ -1884,7 +1884,7 @@
                 <w:noProof/>
                 <w:webHidden/>
               </w:rPr>
-              <w:instrText xml:space="preserve"> PAGEREF _Toc200617409 \h </w:instrText>
+              <w:instrText xml:space="preserve"> PAGEREF _Toc200622353 \h </w:instrText>
             </w:r>
             <w:r>
               <w:rPr>
@@ -1929,7 +1929,7 @@
               <w:lang w:eastAsia="sl-SI"/>
             </w:rPr>
           </w:pPr>
-          <w:hyperlink w:anchor="_Toc200617410" w:history="1">
+          <w:hyperlink w:anchor="_Toc200622354" w:history="1">
             <w:r>
               <w:rPr>
                 <w:rStyle w:val="Hiperpovezava"/>
@@ -1956,7 +1956,7 @@
                 <w:noProof/>
                 <w:webHidden/>
               </w:rPr>
-              <w:instrText xml:space="preserve"> PAGEREF _Toc200617410 \h </w:instrText>
+              <w:instrText xml:space="preserve"> PAGEREF _Toc200622354 \h </w:instrText>
             </w:r>
             <w:r>
               <w:rPr>
@@ -2001,7 +2001,7 @@
               <w:lang w:eastAsia="sl-SI"/>
             </w:rPr>
           </w:pPr>
-          <w:hyperlink w:anchor="_Toc200617411" w:history="1">
+          <w:hyperlink w:anchor="_Toc200622355" w:history="1">
             <w:r>
               <w:rPr>
                 <w:rStyle w:val="Hiperpovezava"/>
@@ -2028,7 +2028,7 @@
                 <w:noProof/>
                 <w:webHidden/>
               </w:rPr>
-              <w:instrText xml:space="preserve"> PAGEREF _Toc200617411 \h </w:instrText>
+              <w:instrText xml:space="preserve"> PAGEREF _Toc200622355 \h </w:instrText>
             </w:r>
             <w:r>
               <w:rPr>
@@ -2073,7 +2073,7 @@
               <w:lang w:eastAsia="sl-SI"/>
             </w:rPr>
           </w:pPr>
-          <w:hyperlink w:anchor="_Toc200617412" w:history="1">
+          <w:hyperlink w:anchor="_Toc200622356" w:history="1">
             <w:r>
               <w:rPr>
                 <w:rStyle w:val="Hiperpovezava"/>
@@ -2100,7 +2100,7 @@
                 <w:noProof/>
                 <w:webHidden/>
               </w:rPr>
-              <w:instrText xml:space="preserve"> PAGEREF _Toc200617412 \h </w:instrText>
+              <w:instrText xml:space="preserve"> PAGEREF _Toc200622356 \h </w:instrText>
             </w:r>
             <w:r>
               <w:rPr>
@@ -2202,7 +2202,7 @@
       <w:pPr>
         <w:pStyle w:val="Naslov1"/>
       </w:pPr>
-      <w:bookmarkStart w:id="0" w:name="_Toc200617388"/>
+      <w:bookmarkStart w:id="0" w:name="_Toc200622332"/>
       <w:r>
         <w:t>Opis funkcionalnosti rešitv</w:t>
       </w:r>
@@ -2882,7 +2882,7 @@
       <w:pPr>
         <w:pStyle w:val="Naslov1"/>
       </w:pPr>
-      <w:bookmarkStart w:id="1" w:name="_Toc200617389"/>
+      <w:bookmarkStart w:id="1" w:name="_Toc200622333"/>
       <w:r>
         <w:t>Arhitektura in komponente rešitve</w:t>
       </w:r>
@@ -2893,7 +2893,7 @@
       <w:pPr>
         <w:pStyle w:val="Naslov2"/>
       </w:pPr>
-      <w:bookmarkStart w:id="2" w:name="_Toc200617390"/>
+      <w:bookmarkStart w:id="2" w:name="_Toc200622334"/>
       <w:r>
         <w:t>Uporabljene t</w:t>
       </w:r>
@@ -3433,7 +3433,7 @@
       <w:pPr>
         <w:pStyle w:val="Naslov2"/>
       </w:pPr>
-      <w:bookmarkStart w:id="3" w:name="_Toc200617391"/>
+      <w:bookmarkStart w:id="3" w:name="_Toc200622335"/>
       <w:r>
         <w:lastRenderedPageBreak/>
         <w:t>Glavne komponente</w:t>
@@ -4452,6 +4452,30 @@
     <w:p>
       <w:pPr>
         <w:rPr>
+          <w:sz w:val="24"/>
+          <w:szCs w:val="24"/>
+        </w:rPr>
+      </w:pPr>
+    </w:p>
+    <w:p>
+      <w:pPr>
+        <w:rPr>
+          <w:sz w:val="24"/>
+          <w:szCs w:val="24"/>
+        </w:rPr>
+      </w:pPr>
+    </w:p>
+    <w:p>
+      <w:pPr>
+        <w:rPr>
+          <w:sz w:val="24"/>
+          <w:szCs w:val="24"/>
+        </w:rPr>
+      </w:pPr>
+    </w:p>
+    <w:p>
+      <w:pPr>
+        <w:rPr>
           <w:b/>
           <w:bCs/>
           <w:sz w:val="28"/>
@@ -4466,298 +4490,7 @@
           <w:sz w:val="28"/>
           <w:szCs w:val="28"/>
         </w:rPr>
-        <w:t>PuzzleBoard</w:t>
-      </w:r>
-      <w:proofErr w:type="spellEnd"/>
-      <w:r>
-        <w:rPr>
-          <w:b/>
-          <w:bCs/>
-          <w:sz w:val="28"/>
-          <w:szCs w:val="28"/>
-        </w:rPr>
-        <w:t>:</w:t>
-      </w:r>
-    </w:p>
-    <w:p>
-      <w:pPr>
-        <w:rPr>
-          <w:sz w:val="24"/>
-          <w:szCs w:val="24"/>
-        </w:rPr>
-      </w:pPr>
-      <w:r>
-        <w:rPr>
-          <w:sz w:val="24"/>
-          <w:szCs w:val="24"/>
-        </w:rPr>
-        <w:t>Komponenta za prikaz in upravljanje igralne površine s posameznimi kosi sestavljanke.</w:t>
-      </w:r>
-    </w:p>
-    <w:p>
-      <w:pPr>
-        <w:rPr>
-          <w:sz w:val="24"/>
-          <w:szCs w:val="24"/>
-        </w:rPr>
-      </w:pPr>
-    </w:p>
-    <w:p>
-      <w:pPr>
-        <w:rPr>
-          <w:sz w:val="24"/>
-          <w:szCs w:val="24"/>
-        </w:rPr>
-      </w:pPr>
-      <w:r>
-        <w:rPr>
-          <w:sz w:val="24"/>
-          <w:szCs w:val="24"/>
-        </w:rPr>
         <w:lastRenderedPageBreak/>
-        <w:t>Ključne funkcionalnosti:</w:t>
-      </w:r>
-    </w:p>
-    <w:p>
-      <w:pPr>
-        <w:pStyle w:val="Odstavekseznama"/>
-        <w:numPr>
-          <w:ilvl w:val="0"/>
-          <w:numId w:val="28"/>
-        </w:numPr>
-        <w:rPr>
-          <w:sz w:val="24"/>
-          <w:szCs w:val="24"/>
-        </w:rPr>
-      </w:pPr>
-      <w:r>
-        <w:rPr>
-          <w:sz w:val="24"/>
-          <w:szCs w:val="24"/>
-        </w:rPr>
-        <w:t>Vizualni prikaz vseh kosov sestavljanke</w:t>
-      </w:r>
-    </w:p>
-    <w:p>
-      <w:pPr>
-        <w:pStyle w:val="Odstavekseznama"/>
-        <w:numPr>
-          <w:ilvl w:val="0"/>
-          <w:numId w:val="28"/>
-        </w:numPr>
-        <w:rPr>
-          <w:sz w:val="24"/>
-          <w:szCs w:val="24"/>
-        </w:rPr>
-      </w:pPr>
-      <w:r>
-        <w:rPr>
-          <w:sz w:val="24"/>
-          <w:szCs w:val="24"/>
-        </w:rPr>
-        <w:t>Upravljanje z interakcijami uporabnika</w:t>
-      </w:r>
-    </w:p>
-    <w:p>
-      <w:pPr>
-        <w:pStyle w:val="Odstavekseznama"/>
-        <w:numPr>
-          <w:ilvl w:val="0"/>
-          <w:numId w:val="28"/>
-        </w:numPr>
-        <w:rPr>
-          <w:sz w:val="24"/>
-          <w:szCs w:val="24"/>
-        </w:rPr>
-      </w:pPr>
-      <w:r>
-        <w:rPr>
-          <w:sz w:val="24"/>
-          <w:szCs w:val="24"/>
-        </w:rPr>
-        <w:t>Implementacija logike za premikanje in vrtenje kosov</w:t>
-      </w:r>
-    </w:p>
-    <w:p>
-      <w:pPr>
-        <w:pStyle w:val="Odstavekseznama"/>
-        <w:numPr>
-          <w:ilvl w:val="0"/>
-          <w:numId w:val="28"/>
-        </w:numPr>
-        <w:rPr>
-          <w:sz w:val="24"/>
-          <w:szCs w:val="24"/>
-        </w:rPr>
-      </w:pPr>
-      <w:r>
-        <w:rPr>
-          <w:sz w:val="24"/>
-          <w:szCs w:val="24"/>
-        </w:rPr>
-        <w:t>Vizualno označevanje pravilno postavljenih kosov</w:t>
-      </w:r>
-    </w:p>
-    <w:p>
-      <w:pPr>
-        <w:pStyle w:val="Odstavekseznama"/>
-        <w:numPr>
-          <w:ilvl w:val="0"/>
-          <w:numId w:val="28"/>
-        </w:numPr>
-        <w:rPr>
-          <w:sz w:val="24"/>
-          <w:szCs w:val="24"/>
-        </w:rPr>
-      </w:pPr>
-      <w:r>
-        <w:rPr>
-          <w:sz w:val="24"/>
-          <w:szCs w:val="24"/>
-        </w:rPr>
-        <w:t>Animacije prehoda med stanji</w:t>
-      </w:r>
-    </w:p>
-    <w:p>
-      <w:pPr>
-        <w:rPr>
-          <w:sz w:val="24"/>
-          <w:szCs w:val="24"/>
-        </w:rPr>
-      </w:pPr>
-    </w:p>
-    <w:p>
-      <w:pPr>
-        <w:rPr>
-          <w:sz w:val="24"/>
-          <w:szCs w:val="24"/>
-        </w:rPr>
-      </w:pPr>
-      <w:r>
-        <w:rPr>
-          <w:sz w:val="24"/>
-          <w:szCs w:val="24"/>
-        </w:rPr>
-        <w:t>Tehnične značilnosti:</w:t>
-      </w:r>
-    </w:p>
-    <w:p>
-      <w:pPr>
-        <w:pStyle w:val="Odstavekseznama"/>
-        <w:numPr>
-          <w:ilvl w:val="0"/>
-          <w:numId w:val="29"/>
-        </w:numPr>
-        <w:rPr>
-          <w:sz w:val="24"/>
-          <w:szCs w:val="24"/>
-        </w:rPr>
-      </w:pPr>
-      <w:r>
-        <w:rPr>
-          <w:sz w:val="24"/>
-          <w:szCs w:val="24"/>
-        </w:rPr>
-        <w:t>Uporablja CSS transformacije za gladke animacije</w:t>
-      </w:r>
-    </w:p>
-    <w:p>
-      <w:pPr>
-        <w:pStyle w:val="Odstavekseznama"/>
-        <w:numPr>
-          <w:ilvl w:val="0"/>
-          <w:numId w:val="29"/>
-        </w:numPr>
-        <w:rPr>
-          <w:sz w:val="24"/>
-          <w:szCs w:val="24"/>
-        </w:rPr>
-      </w:pPr>
-      <w:r>
-        <w:rPr>
-          <w:sz w:val="24"/>
-          <w:szCs w:val="24"/>
-        </w:rPr>
-        <w:t>Implementirana optimizacija za mobilne naprave</w:t>
-      </w:r>
-    </w:p>
-    <w:p>
-      <w:pPr>
-        <w:pStyle w:val="Odstavekseznama"/>
-        <w:numPr>
-          <w:ilvl w:val="0"/>
-          <w:numId w:val="29"/>
-        </w:numPr>
-        <w:rPr>
-          <w:sz w:val="24"/>
-          <w:szCs w:val="24"/>
-        </w:rPr>
-      </w:pPr>
-      <w:r>
-        <w:rPr>
-          <w:sz w:val="24"/>
-          <w:szCs w:val="24"/>
-        </w:rPr>
-        <w:t>Podpira dostopnost (</w:t>
-      </w:r>
-      <w:proofErr w:type="spellStart"/>
-      <w:r>
-        <w:rPr>
-          <w:sz w:val="24"/>
-          <w:szCs w:val="24"/>
-        </w:rPr>
-        <w:t>accessibility</w:t>
-      </w:r>
-      <w:proofErr w:type="spellEnd"/>
-      <w:r>
-        <w:rPr>
-          <w:sz w:val="24"/>
-          <w:szCs w:val="24"/>
-        </w:rPr>
-        <w:t>) preko ARIA atributov</w:t>
-      </w:r>
-    </w:p>
-    <w:p>
-      <w:pPr>
-        <w:rPr>
-          <w:sz w:val="24"/>
-          <w:szCs w:val="24"/>
-        </w:rPr>
-      </w:pPr>
-    </w:p>
-    <w:p>
-      <w:pPr>
-        <w:rPr>
-          <w:sz w:val="24"/>
-          <w:szCs w:val="24"/>
-        </w:rPr>
-      </w:pPr>
-    </w:p>
-    <w:p>
-      <w:pPr>
-        <w:rPr>
-          <w:sz w:val="24"/>
-          <w:szCs w:val="24"/>
-        </w:rPr>
-      </w:pPr>
-    </w:p>
-    <w:p>
-      <w:pPr>
-        <w:rPr>
-          <w:b/>
-          <w:bCs/>
-          <w:sz w:val="28"/>
-          <w:szCs w:val="28"/>
-        </w:rPr>
-      </w:pPr>
-      <w:proofErr w:type="spellStart"/>
-      <w:r>
-        <w:rPr>
-          <w:b/>
-          <w:bCs/>
-          <w:sz w:val="28"/>
-          <w:szCs w:val="28"/>
-        </w:rPr>
         <w:t>ScoreDisplay</w:t>
       </w:r>
       <w:proofErr w:type="spellEnd"/>
@@ -5132,7 +4865,6 @@
           <w:sz w:val="24"/>
           <w:szCs w:val="24"/>
         </w:rPr>
-        <w:lastRenderedPageBreak/>
         <w:t>Jasno ločevanje odgovornosti</w:t>
       </w:r>
     </w:p>
@@ -5190,8 +4922,9 @@
       <w:pPr>
         <w:pStyle w:val="Naslov1"/>
       </w:pPr>
-      <w:bookmarkStart w:id="4" w:name="_Toc200617392"/>
-      <w:r>
+      <w:bookmarkStart w:id="4" w:name="_Toc200622336"/>
+      <w:r>
+        <w:lastRenderedPageBreak/>
         <w:t>Simuliran zaledni sistem in operaterska platforma</w:t>
       </w:r>
       <w:bookmarkEnd w:id="4"/>
@@ -5688,8 +5421,9 @@
       <w:pPr>
         <w:pStyle w:val="Naslov1"/>
       </w:pPr>
-      <w:bookmarkStart w:id="5" w:name="_Toc200617393"/>
-      <w:r>
+      <w:bookmarkStart w:id="5" w:name="_Toc200622337"/>
+      <w:r>
+        <w:lastRenderedPageBreak/>
         <w:t>REST vmesnik</w:t>
       </w:r>
       <w:bookmarkEnd w:id="5"/>
@@ -5751,7 +5485,7 @@
       <w:pPr>
         <w:pStyle w:val="Naslov1"/>
       </w:pPr>
-      <w:bookmarkStart w:id="6" w:name="_Toc200617394"/>
+      <w:bookmarkStart w:id="6" w:name="_Toc200622338"/>
       <w:proofErr w:type="spellStart"/>
       <w:r>
         <w:lastRenderedPageBreak/>
@@ -5768,7 +5502,7 @@
       <w:pPr>
         <w:pStyle w:val="Naslov2"/>
       </w:pPr>
-      <w:bookmarkStart w:id="7" w:name="_Toc200617395"/>
+      <w:bookmarkStart w:id="7" w:name="_Toc200622339"/>
       <w:r>
         <w:t>Prijavni zaslon</w:t>
       </w:r>
@@ -5861,7 +5595,7 @@
           <w:lang w:val="en-GB"/>
         </w:rPr>
       </w:pPr>
-      <w:bookmarkStart w:id="8" w:name="_Toc200617396"/>
+      <w:bookmarkStart w:id="8" w:name="_Toc200622340"/>
       <w:proofErr w:type="spellStart"/>
       <w:r>
         <w:rPr>
@@ -6002,7 +5736,7 @@
       <w:pPr>
         <w:pStyle w:val="Naslov2"/>
       </w:pPr>
-      <w:bookmarkStart w:id="9" w:name="_Toc200617397"/>
+      <w:bookmarkStart w:id="9" w:name="_Toc200622341"/>
       <w:r>
         <w:lastRenderedPageBreak/>
         <w:t>Začetni zaslon</w:t>
@@ -6144,7 +5878,7 @@
       <w:pPr>
         <w:pStyle w:val="Naslov2"/>
       </w:pPr>
-      <w:bookmarkStart w:id="10" w:name="_Toc200617398"/>
+      <w:bookmarkStart w:id="10" w:name="_Toc200622342"/>
       <w:r>
         <w:lastRenderedPageBreak/>
         <w:t>Zaslon igre</w:t>
@@ -6200,7 +5934,7 @@
       <w:pPr>
         <w:pStyle w:val="Naslov2"/>
       </w:pPr>
-      <w:bookmarkStart w:id="11" w:name="_Toc200617399"/>
+      <w:bookmarkStart w:id="11" w:name="_Toc200622343"/>
       <w:r>
         <w:lastRenderedPageBreak/>
         <w:t>Zaslon z rezultati</w:t>
@@ -6262,7 +5996,7 @@
       <w:pPr>
         <w:pStyle w:val="Naslov2"/>
       </w:pPr>
-      <w:bookmarkStart w:id="12" w:name="_Toc200617400"/>
+      <w:bookmarkStart w:id="12" w:name="_Toc200622344"/>
       <w:r>
         <w:lastRenderedPageBreak/>
         <w:t>Zaslon s statistiko</w:t>
@@ -6330,7 +6064,7 @@
       <w:pPr>
         <w:pStyle w:val="Naslov1"/>
       </w:pPr>
-      <w:bookmarkStart w:id="13" w:name="_Toc200617401"/>
+      <w:bookmarkStart w:id="13" w:name="_Toc200622345"/>
       <w:r>
         <w:lastRenderedPageBreak/>
         <w:t>Struktura uporabniških vmesnikov</w:t>
@@ -6342,7 +6076,7 @@
       <w:pPr>
         <w:pStyle w:val="Naslov2"/>
       </w:pPr>
-      <w:bookmarkStart w:id="14" w:name="_Toc200617402"/>
+      <w:bookmarkStart w:id="14" w:name="_Toc200622346"/>
       <w:r>
         <w:t>Prijav</w:t>
       </w:r>
@@ -6547,7 +6281,7 @@
           <w:lang w:val="en-GB"/>
         </w:rPr>
       </w:pPr>
-      <w:bookmarkStart w:id="15" w:name="_Toc200617403"/>
+      <w:bookmarkStart w:id="15" w:name="_Toc200622347"/>
       <w:proofErr w:type="spellStart"/>
       <w:r>
         <w:rPr>
@@ -6790,7 +6524,7 @@
       <w:pPr>
         <w:pStyle w:val="Naslov2"/>
       </w:pPr>
-      <w:bookmarkStart w:id="16" w:name="_Toc200617404"/>
+      <w:bookmarkStart w:id="16" w:name="_Toc200622348"/>
       <w:r>
         <w:t>Začetni zaslon</w:t>
       </w:r>
@@ -7361,7 +7095,7 @@
       <w:pPr>
         <w:pStyle w:val="Naslov2"/>
       </w:pPr>
-      <w:bookmarkStart w:id="17" w:name="_Toc200617405"/>
+      <w:bookmarkStart w:id="17" w:name="_Toc200622349"/>
       <w:r>
         <w:t>Zaslon igre</w:t>
       </w:r>
@@ -7796,7 +7530,7 @@
       <w:pPr>
         <w:pStyle w:val="Naslov2"/>
       </w:pPr>
-      <w:bookmarkStart w:id="18" w:name="_Toc200617406"/>
+      <w:bookmarkStart w:id="18" w:name="_Toc200622350"/>
       <w:r>
         <w:t>Zaslon z rezultati</w:t>
       </w:r>
@@ -8386,7 +8120,7 @@
       <w:pPr>
         <w:pStyle w:val="Naslov1"/>
       </w:pPr>
-      <w:bookmarkStart w:id="19" w:name="_Toc200617407"/>
+      <w:bookmarkStart w:id="19" w:name="_Toc200622351"/>
       <w:r>
         <w:lastRenderedPageBreak/>
         <w:t>Struktura rešitve</w:t>
@@ -8943,7 +8677,7 @@
       <w:pPr>
         <w:pStyle w:val="Naslov1"/>
       </w:pPr>
-      <w:bookmarkStart w:id="20" w:name="_Toc200617408"/>
+      <w:bookmarkStart w:id="20" w:name="_Toc200622352"/>
       <w:r>
         <w:lastRenderedPageBreak/>
         <w:t>Zunanje odvisnosti aplikacije</w:t>
@@ -9715,7 +9449,7 @@
       <w:pPr>
         <w:pStyle w:val="Naslov1"/>
       </w:pPr>
-      <w:bookmarkStart w:id="21" w:name="_Toc200617409"/>
+      <w:bookmarkStart w:id="21" w:name="_Toc200622353"/>
       <w:r>
         <w:lastRenderedPageBreak/>
         <w:t>Navodila za zagon</w:t>
@@ -10738,7 +10472,7 @@
       <w:pPr>
         <w:pStyle w:val="Naslov1"/>
       </w:pPr>
-      <w:bookmarkStart w:id="22" w:name="_Toc200617410"/>
+      <w:bookmarkStart w:id="22" w:name="_Toc200622354"/>
       <w:r>
         <w:lastRenderedPageBreak/>
         <w:t>Navodila za nadaljnji razvoj</w:t>
@@ -11219,7 +10953,7 @@
       <w:pPr>
         <w:pStyle w:val="Naslov1"/>
       </w:pPr>
-      <w:bookmarkStart w:id="23" w:name="_Toc200617411"/>
+      <w:bookmarkStart w:id="23" w:name="_Toc200622355"/>
       <w:r>
         <w:lastRenderedPageBreak/>
         <w:t>Odprte pomanjkljivosti in napake</w:t>
@@ -11538,7 +11272,7 @@
       <w:pPr>
         <w:pStyle w:val="Naslov1"/>
       </w:pPr>
-      <w:bookmarkStart w:id="24" w:name="_Toc200617412"/>
+      <w:bookmarkStart w:id="24" w:name="_Toc200622356"/>
       <w:r>
         <w:lastRenderedPageBreak/>
         <w:t>Prevzem rešitve</w:t>
